--- a/a7/packages/A7 Unit 4 - Solving Problems with Rational Numbers/Answer Keys/A7 4  Unit Review Key.docx
+++ b/a7/packages/A7 Unit 4 - Solving Problems with Rational Numbers/Answer Keys/A7 4  Unit Review Key.docx
@@ -3333,7 +3333,7 @@
                     <a:graphicData uri="http://schemas.openxmlformats.org/drawingml/2006/picture">
                       <pic:pic>
                         <pic:nvPicPr>
-                          <pic:cNvPr id="0" name="2ed8415ffdc5db0f.png"/>
+                          <pic:cNvPr id="0" name="4acade8865e7c6cb.png"/>
                           <pic:cNvPicPr/>
                         </pic:nvPicPr>
                         <pic:blipFill>
@@ -3426,7 +3426,7 @@
                 <w:color w:val="6B6B6B"/>
                 <w:sz w:val="19"/>
               </w:rPr>
-              <w:t>0.07255 exactly; 0.0760 stops at the ten-thousandths, so the answer stops there and rounds up.</w:t>
+              <w:t>0.07258 exactly; 0.0760 stops at the ten-thousandths, so the answer stops there and rounds up.</w:t>
             </w:r>
           </w:p>
         </w:tc>

--- a/a7/packages/A7 Unit 4 - Solving Problems with Rational Numbers/Answer Keys/A7 4  Unit Review Key.docx
+++ b/a7/packages/A7 Unit 4 - Solving Problems with Rational Numbers/Answer Keys/A7 4  Unit Review Key.docx
@@ -4685,7 +4685,7 @@
                 <w:color w:val="6B6B6B"/>
                 <w:sz w:val="19"/>
               </w:rPr>
-              <w:t>This is the misconception the state guide names most often for this benchmark.</w:t>
+              <w:t>This is the first misconception the state guide names for this benchmark.</w:t>
             </w:r>
           </w:p>
         </w:tc>

--- a/a7/packages/A7 Unit 4 - Solving Problems with Rational Numbers/Answer Keys/A7 4  Unit Review Key.docx
+++ b/a7/packages/A7 Unit 4 - Solving Problems with Rational Numbers/Answer Keys/A7 4  Unit Review Key.docx
@@ -5641,6 +5641,65 @@
                 <w:rFonts w:ascii="FreeSerif" w:hAnsi="FreeSerif" w:eastAsia="FreeSerif"/>
                 <w:b w:val="0"/>
                 <w:i w:val="0"/>
+                <w:color w:val="1A1A1A"/>
+                <w:sz w:val="22"/>
+              </w:rPr>
+              <w:t xml:space="preserve">○   </w:t>
+            </w:r>
+            <w:r>
+              <w:rPr>
+                <w:b w:val="0"/>
+                <w:i w:val="0"/>
+                <w:color w:val="1A1A1A"/>
+                <w:sz w:val="22"/>
+              </w:rPr>
+              <w:t xml:space="preserve">A.  </w:t>
+            </w:r>
+            <w:r>
+              <w:drawing>
+                <wp:inline xmlns:a="http://schemas.openxmlformats.org/drawingml/2006/main" xmlns:pic="http://schemas.openxmlformats.org/drawingml/2006/picture">
+                  <wp:extent cx="240791" cy="118872"/>
+                  <wp:docPr id="71" name="Picture 71"/>
+                  <wp:cNvGraphicFramePr>
+                    <a:graphicFrameLocks noChangeAspect="1"/>
+                  </wp:cNvGraphicFramePr>
+                  <a:graphic>
+                    <a:graphicData uri="http://schemas.openxmlformats.org/drawingml/2006/picture">
+                      <pic:pic>
+                        <pic:nvPicPr>
+                          <pic:cNvPr id="0" name="123e9504d3753021.png"/>
+                          <pic:cNvPicPr/>
+                        </pic:nvPicPr>
+                        <pic:blipFill>
+                          <a:blip r:embed="rId78"/>
+                          <a:stretch>
+                            <a:fillRect/>
+                          </a:stretch>
+                        </pic:blipFill>
+                        <pic:spPr>
+                          <a:xfrm>
+                            <a:off x="0" y="0"/>
+                            <a:ext cx="240791" cy="118872"/>
+                          </a:xfrm>
+                          <a:prstGeom prst="rect"/>
+                        </pic:spPr>
+                      </pic:pic>
+                    </a:graphicData>
+                  </a:graphic>
+                </wp:inline>
+              </w:drawing>
+            </w:r>
+          </w:p>
+          <w:p>
+            <w:pPr>
+              <w:spacing w:before="40" w:after="40"/>
+              <w:ind w:left="1300" w:hanging="380"/>
+            </w:pPr>
+            <w:r>
+              <w:rPr>
+                <w:rFonts w:ascii="FreeSerif" w:hAnsi="FreeSerif" w:eastAsia="FreeSerif"/>
+                <w:b w:val="0"/>
+                <w:i w:val="0"/>
                 <w:color w:val="9E1B32"/>
                 <w:sz w:val="22"/>
               </w:rPr>
@@ -5653,13 +5712,13 @@
                 <w:color w:val="9E1B32"/>
                 <w:sz w:val="22"/>
               </w:rPr>
-              <w:t xml:space="preserve">A.  </w:t>
+              <w:t xml:space="preserve">B.  </w:t>
             </w:r>
             <w:r>
               <w:drawing>
                 <wp:inline xmlns:a="http://schemas.openxmlformats.org/drawingml/2006/main" xmlns:pic="http://schemas.openxmlformats.org/drawingml/2006/picture">
                   <wp:extent cx="225552" cy="115824"/>
-                  <wp:docPr id="71" name="Picture 71"/>
+                  <wp:docPr id="72" name="Picture 72"/>
                   <wp:cNvGraphicFramePr>
                     <a:graphicFrameLocks noChangeAspect="1"/>
                   </wp:cNvGraphicFramePr>
@@ -5671,7 +5730,7 @@
                           <pic:cNvPicPr/>
                         </pic:nvPicPr>
                         <pic:blipFill>
-                          <a:blip r:embed="rId78"/>
+                          <a:blip r:embed="rId79"/>
                           <a:stretch>
                             <a:fillRect/>
                           </a:stretch>
@@ -5712,71 +5771,12 @@
                 <w:color w:val="1A1A1A"/>
                 <w:sz w:val="22"/>
               </w:rPr>
-              <w:t xml:space="preserve">B.  </w:t>
-            </w:r>
-            <w:r>
-              <w:drawing>
-                <wp:inline xmlns:a="http://schemas.openxmlformats.org/drawingml/2006/main" xmlns:pic="http://schemas.openxmlformats.org/drawingml/2006/picture">
-                  <wp:extent cx="225552" cy="118872"/>
-                  <wp:docPr id="72" name="Picture 72"/>
-                  <wp:cNvGraphicFramePr>
-                    <a:graphicFrameLocks noChangeAspect="1"/>
-                  </wp:cNvGraphicFramePr>
-                  <a:graphic>
-                    <a:graphicData uri="http://schemas.openxmlformats.org/drawingml/2006/picture">
-                      <pic:pic>
-                        <pic:nvPicPr>
-                          <pic:cNvPr id="0" name="45f9fd96bd9eed67.png"/>
-                          <pic:cNvPicPr/>
-                        </pic:nvPicPr>
-                        <pic:blipFill>
-                          <a:blip r:embed="rId79"/>
-                          <a:stretch>
-                            <a:fillRect/>
-                          </a:stretch>
-                        </pic:blipFill>
-                        <pic:spPr>
-                          <a:xfrm>
-                            <a:off x="0" y="0"/>
-                            <a:ext cx="225552" cy="118872"/>
-                          </a:xfrm>
-                          <a:prstGeom prst="rect"/>
-                        </pic:spPr>
-                      </pic:pic>
-                    </a:graphicData>
-                  </a:graphic>
-                </wp:inline>
-              </w:drawing>
-            </w:r>
-          </w:p>
-          <w:p>
-            <w:pPr>
-              <w:spacing w:before="40" w:after="40"/>
-              <w:ind w:left="1300" w:hanging="380"/>
-            </w:pPr>
-            <w:r>
-              <w:rPr>
-                <w:rFonts w:ascii="FreeSerif" w:hAnsi="FreeSerif" w:eastAsia="FreeSerif"/>
-                <w:b w:val="0"/>
-                <w:i w:val="0"/>
-                <w:color w:val="1A1A1A"/>
-                <w:sz w:val="22"/>
-              </w:rPr>
-              <w:t xml:space="preserve">○   </w:t>
-            </w:r>
-            <w:r>
-              <w:rPr>
-                <w:b w:val="0"/>
-                <w:i w:val="0"/>
-                <w:color w:val="1A1A1A"/>
-                <w:sz w:val="22"/>
-              </w:rPr>
               <w:t xml:space="preserve">C.  </w:t>
             </w:r>
             <w:r>
               <w:drawing>
                 <wp:inline xmlns:a="http://schemas.openxmlformats.org/drawingml/2006/main" xmlns:pic="http://schemas.openxmlformats.org/drawingml/2006/picture">
-                  <wp:extent cx="240791" cy="118872"/>
+                  <wp:extent cx="161544" cy="112776"/>
                   <wp:docPr id="73" name="Picture 73"/>
                   <wp:cNvGraphicFramePr>
                     <a:graphicFrameLocks noChangeAspect="1"/>
@@ -5785,7 +5785,7 @@
                     <a:graphicData uri="http://schemas.openxmlformats.org/drawingml/2006/picture">
                       <pic:pic>
                         <pic:nvPicPr>
-                          <pic:cNvPr id="0" name="123e9504d3753021.png"/>
+                          <pic:cNvPr id="0" name="7369ae1a61419ac1.png"/>
                           <pic:cNvPicPr/>
                         </pic:nvPicPr>
                         <pic:blipFill>
@@ -5797,7 +5797,7 @@
                         <pic:spPr>
                           <a:xfrm>
                             <a:off x="0" y="0"/>
-                            <a:ext cx="240791" cy="118872"/>
+                            <a:ext cx="161544" cy="112776"/>
                           </a:xfrm>
                           <a:prstGeom prst="rect"/>
                         </pic:spPr>
@@ -5835,7 +5835,7 @@
             <w:r>
               <w:drawing>
                 <wp:inline xmlns:a="http://schemas.openxmlformats.org/drawingml/2006/main" xmlns:pic="http://schemas.openxmlformats.org/drawingml/2006/picture">
-                  <wp:extent cx="161544" cy="112776"/>
+                  <wp:extent cx="225552" cy="118872"/>
                   <wp:docPr id="74" name="Picture 74"/>
                   <wp:cNvGraphicFramePr>
                     <a:graphicFrameLocks noChangeAspect="1"/>
@@ -5844,7 +5844,7 @@
                     <a:graphicData uri="http://schemas.openxmlformats.org/drawingml/2006/picture">
                       <pic:pic>
                         <pic:nvPicPr>
-                          <pic:cNvPr id="0" name="7369ae1a61419ac1.png"/>
+                          <pic:cNvPr id="0" name="45f9fd96bd9eed67.png"/>
                           <pic:cNvPicPr/>
                         </pic:nvPicPr>
                         <pic:blipFill>
@@ -5856,7 +5856,7 @@
                         <pic:spPr>
                           <a:xfrm>
                             <a:off x="0" y="0"/>
-                            <a:ext cx="161544" cy="112776"/>
+                            <a:ext cx="225552" cy="118872"/>
                           </a:xfrm>
                           <a:prstGeom prst="rect"/>
                         </pic:spPr>
@@ -5879,7 +5879,7 @@
                 <w:color w:val="9E1B32"/>
                 <w:sz w:val="22"/>
               </w:rPr>
-              <w:t>A</w:t>
+              <w:t>B</w:t>
             </w:r>
           </w:p>
         </w:tc>
@@ -7142,65 +7142,6 @@
                 <w:rFonts w:ascii="FreeSerif" w:hAnsi="FreeSerif" w:eastAsia="FreeSerif"/>
                 <w:b w:val="0"/>
                 <w:i w:val="0"/>
-                <w:color w:val="9E1B32"/>
-                <w:sz w:val="22"/>
-              </w:rPr>
-              <w:t xml:space="preserve">●   </w:t>
-            </w:r>
-            <w:r>
-              <w:rPr>
-                <w:b/>
-                <w:i w:val="0"/>
-                <w:color w:val="9E1B32"/>
-                <w:sz w:val="22"/>
-              </w:rPr>
-              <w:t xml:space="preserve">A.  </w:t>
-            </w:r>
-            <w:r>
-              <w:drawing>
-                <wp:inline xmlns:a="http://schemas.openxmlformats.org/drawingml/2006/main" xmlns:pic="http://schemas.openxmlformats.org/drawingml/2006/picture">
-                  <wp:extent cx="1014984" cy="170688"/>
-                  <wp:docPr id="90" name="Picture 90"/>
-                  <wp:cNvGraphicFramePr>
-                    <a:graphicFrameLocks noChangeAspect="1"/>
-                  </wp:cNvGraphicFramePr>
-                  <a:graphic>
-                    <a:graphicData uri="http://schemas.openxmlformats.org/drawingml/2006/picture">
-                      <pic:pic>
-                        <pic:nvPicPr>
-                          <pic:cNvPr id="0" name="2c9d4ae7a7093d6b.png"/>
-                          <pic:cNvPicPr/>
-                        </pic:nvPicPr>
-                        <pic:blipFill>
-                          <a:blip r:embed="rId97"/>
-                          <a:stretch>
-                            <a:fillRect/>
-                          </a:stretch>
-                        </pic:blipFill>
-                        <pic:spPr>
-                          <a:xfrm>
-                            <a:off x="0" y="0"/>
-                            <a:ext cx="1014984" cy="170688"/>
-                          </a:xfrm>
-                          <a:prstGeom prst="rect"/>
-                        </pic:spPr>
-                      </pic:pic>
-                    </a:graphicData>
-                  </a:graphic>
-                </wp:inline>
-              </w:drawing>
-            </w:r>
-          </w:p>
-          <w:p>
-            <w:pPr>
-              <w:spacing w:before="40" w:after="40"/>
-              <w:ind w:left="1300" w:hanging="380"/>
-            </w:pPr>
-            <w:r>
-              <w:rPr>
-                <w:rFonts w:ascii="FreeSerif" w:hAnsi="FreeSerif" w:eastAsia="FreeSerif"/>
-                <w:b w:val="0"/>
-                <w:i w:val="0"/>
                 <w:color w:val="1A1A1A"/>
                 <w:sz w:val="22"/>
               </w:rPr>
@@ -7213,13 +7154,13 @@
                 <w:color w:val="1A1A1A"/>
                 <w:sz w:val="22"/>
               </w:rPr>
-              <w:t xml:space="preserve">B.  </w:t>
+              <w:t xml:space="preserve">A.  </w:t>
             </w:r>
             <w:r>
               <w:drawing>
                 <wp:inline xmlns:a="http://schemas.openxmlformats.org/drawingml/2006/main" xmlns:pic="http://schemas.openxmlformats.org/drawingml/2006/picture">
                   <wp:extent cx="1011936" cy="170688"/>
-                  <wp:docPr id="91" name="Picture 91"/>
+                  <wp:docPr id="90" name="Picture 90"/>
                   <wp:cNvGraphicFramePr>
                     <a:graphicFrameLocks noChangeAspect="1"/>
                   </wp:cNvGraphicFramePr>
@@ -7231,7 +7172,7 @@
                           <pic:cNvPicPr/>
                         </pic:nvPicPr>
                         <pic:blipFill>
-                          <a:blip r:embed="rId98"/>
+                          <a:blip r:embed="rId97"/>
                           <a:stretch>
                             <a:fillRect/>
                           </a:stretch>
@@ -7272,13 +7213,13 @@
                 <w:color w:val="1A1A1A"/>
                 <w:sz w:val="22"/>
               </w:rPr>
-              <w:t xml:space="preserve">C.  </w:t>
+              <w:t xml:space="preserve">B.  </w:t>
             </w:r>
             <w:r>
               <w:drawing>
                 <wp:inline xmlns:a="http://schemas.openxmlformats.org/drawingml/2006/main" xmlns:pic="http://schemas.openxmlformats.org/drawingml/2006/picture">
                   <wp:extent cx="947928" cy="146304"/>
-                  <wp:docPr id="92" name="Picture 92"/>
+                  <wp:docPr id="91" name="Picture 91"/>
                   <wp:cNvGraphicFramePr>
                     <a:graphicFrameLocks noChangeAspect="1"/>
                   </wp:cNvGraphicFramePr>
@@ -7290,7 +7231,7 @@
                           <pic:cNvPicPr/>
                         </pic:nvPicPr>
                         <pic:blipFill>
-                          <a:blip r:embed="rId99"/>
+                          <a:blip r:embed="rId98"/>
                           <a:stretch>
                             <a:fillRect/>
                           </a:stretch>
@@ -7331,13 +7272,13 @@
                 <w:color w:val="1A1A1A"/>
                 <w:sz w:val="22"/>
               </w:rPr>
-              <w:t xml:space="preserve">D.  </w:t>
+              <w:t xml:space="preserve">C.  </w:t>
             </w:r>
             <w:r>
               <w:drawing>
                 <wp:inline xmlns:a="http://schemas.openxmlformats.org/drawingml/2006/main" xmlns:pic="http://schemas.openxmlformats.org/drawingml/2006/picture">
                   <wp:extent cx="1066800" cy="146304"/>
-                  <wp:docPr id="93" name="Picture 93"/>
+                  <wp:docPr id="92" name="Picture 92"/>
                   <wp:cNvGraphicFramePr>
                     <a:graphicFrameLocks noChangeAspect="1"/>
                   </wp:cNvGraphicFramePr>
@@ -7349,6 +7290,65 @@
                           <pic:cNvPicPr/>
                         </pic:nvPicPr>
                         <pic:blipFill>
+                          <a:blip r:embed="rId99"/>
+                          <a:stretch>
+                            <a:fillRect/>
+                          </a:stretch>
+                        </pic:blipFill>
+                        <pic:spPr>
+                          <a:xfrm>
+                            <a:off x="0" y="0"/>
+                            <a:ext cx="1066800" cy="146304"/>
+                          </a:xfrm>
+                          <a:prstGeom prst="rect"/>
+                        </pic:spPr>
+                      </pic:pic>
+                    </a:graphicData>
+                  </a:graphic>
+                </wp:inline>
+              </w:drawing>
+            </w:r>
+          </w:p>
+          <w:p>
+            <w:pPr>
+              <w:spacing w:before="40" w:after="40"/>
+              <w:ind w:left="1300" w:hanging="380"/>
+            </w:pPr>
+            <w:r>
+              <w:rPr>
+                <w:rFonts w:ascii="FreeSerif" w:hAnsi="FreeSerif" w:eastAsia="FreeSerif"/>
+                <w:b w:val="0"/>
+                <w:i w:val="0"/>
+                <w:color w:val="9E1B32"/>
+                <w:sz w:val="22"/>
+              </w:rPr>
+              <w:t xml:space="preserve">●   </w:t>
+            </w:r>
+            <w:r>
+              <w:rPr>
+                <w:b/>
+                <w:i w:val="0"/>
+                <w:color w:val="9E1B32"/>
+                <w:sz w:val="22"/>
+              </w:rPr>
+              <w:t xml:space="preserve">D.  </w:t>
+            </w:r>
+            <w:r>
+              <w:drawing>
+                <wp:inline xmlns:a="http://schemas.openxmlformats.org/drawingml/2006/main" xmlns:pic="http://schemas.openxmlformats.org/drawingml/2006/picture">
+                  <wp:extent cx="1014984" cy="170688"/>
+                  <wp:docPr id="93" name="Picture 93"/>
+                  <wp:cNvGraphicFramePr>
+                    <a:graphicFrameLocks noChangeAspect="1"/>
+                  </wp:cNvGraphicFramePr>
+                  <a:graphic>
+                    <a:graphicData uri="http://schemas.openxmlformats.org/drawingml/2006/picture">
+                      <pic:pic>
+                        <pic:nvPicPr>
+                          <pic:cNvPr id="0" name="2c9d4ae7a7093d6b.png"/>
+                          <pic:cNvPicPr/>
+                        </pic:nvPicPr>
+                        <pic:blipFill>
                           <a:blip r:embed="rId100"/>
                           <a:stretch>
                             <a:fillRect/>
@@ -7357,7 +7357,7 @@
                         <pic:spPr>
                           <a:xfrm>
                             <a:off x="0" y="0"/>
-                            <a:ext cx="1066800" cy="146304"/>
+                            <a:ext cx="1014984" cy="170688"/>
                           </a:xfrm>
                           <a:prstGeom prst="rect"/>
                         </pic:spPr>
@@ -7380,7 +7380,7 @@
                 <w:color w:val="9E1B32"/>
                 <w:sz w:val="22"/>
               </w:rPr>
-              <w:t>A</w:t>
+              <w:t>D</w:t>
             </w:r>
           </w:p>
         </w:tc>

--- a/a7/packages/A7 Unit 4 - Solving Problems with Rational Numbers/Answer Keys/A7 4  Unit Review Key.docx
+++ b/a7/packages/A7 Unit 4 - Solving Problems with Rational Numbers/Answer Keys/A7 4  Unit Review Key.docx
@@ -2803,7 +2803,7 @@
                 <w:color w:val="9E1B32"/>
                 <w:sz w:val="22"/>
               </w:rPr>
-              <w:t xml:space="preserve"> square millimetres</w:t>
+              <w:t xml:space="preserve"> square millimeters</w:t>
             </w:r>
           </w:p>
           <w:p>
